--- a/zht/docx/035.content.docx
+++ b/zht/docx/035.content.docx
@@ -366,18 +366,12 @@
           <w:lang w:val="zh_TW" w:bidi="zh_TW"/>
         </w:rPr>
       </w:r>
-      <w:hyperlink r:id="rId13">
-        <w:r>
-          <w:rPr>
-            <w:lang w:val="zh_TW" w:bidi="zh_TW"/>
-          </w:rPr>
-          <w:rPr>
-            <w:color w:val="0000EE"/>
-            <w:u w:val="single"/>
-          </w:rPr>
-          <w:t>使徒行傳2:23</w:t>
-        </w:r>
-      </w:hyperlink>
+      <w:r>
+        <w:rPr>
+          <w:lang w:val="zh_TW" w:bidi="zh_TW"/>
+        </w:rPr>
+        <w:t>使徒行傳2:23</w:t>
+      </w:r>
     </w:p>
     <w:p>
       <w:pPr>
@@ -390,18 +384,12 @@
           <w:lang w:val="zh_TW" w:bidi="zh_TW"/>
         </w:rPr>
       </w:r>
-      <w:hyperlink r:id="rId14">
-        <w:r>
-          <w:rPr>
-            <w:lang w:val="zh_TW" w:bidi="zh_TW"/>
-          </w:rPr>
-          <w:rPr>
-            <w:color w:val="0000EE"/>
-            <w:u w:val="single"/>
-          </w:rPr>
-          <w:t>加拉太書2:20–21</w:t>
-        </w:r>
-      </w:hyperlink>
+      <w:r>
+        <w:rPr>
+          <w:lang w:val="zh_TW" w:bidi="zh_TW"/>
+        </w:rPr>
+        <w:t>加拉太書2:20–21</w:t>
+      </w:r>
     </w:p>
     <w:p>
       <w:pPr>
@@ -414,18 +402,12 @@
           <w:lang w:val="zh_TW" w:bidi="zh_TW"/>
         </w:rPr>
       </w:r>
-      <w:hyperlink r:id="rId15">
-        <w:r>
-          <w:rPr>
-            <w:lang w:val="zh_TW" w:bidi="zh_TW"/>
-          </w:rPr>
-          <w:rPr>
-            <w:color w:val="0000EE"/>
-            <w:u w:val="single"/>
-          </w:rPr>
-          <w:t>路加福音23:20–22</w:t>
-        </w:r>
-      </w:hyperlink>
+      <w:r>
+        <w:rPr>
+          <w:lang w:val="zh_TW" w:bidi="zh_TW"/>
+        </w:rPr>
+        <w:t>路加福音23:20–22</w:t>
+      </w:r>
     </w:p>
     <w:p>
       <w:pPr>
@@ -438,18 +420,12 @@
           <w:lang w:val="zh_TW" w:bidi="zh_TW"/>
         </w:rPr>
       </w:r>
-      <w:hyperlink r:id="rId16">
-        <w:r>
-          <w:rPr>
-            <w:lang w:val="zh_TW" w:bidi="zh_TW"/>
-          </w:rPr>
-          <w:rPr>
-            <w:color w:val="0000EE"/>
-            <w:u w:val="single"/>
-          </w:rPr>
-          <w:t>路加福音23:34</w:t>
-        </w:r>
-      </w:hyperlink>
+      <w:r>
+        <w:rPr>
+          <w:lang w:val="zh_TW" w:bidi="zh_TW"/>
+        </w:rPr>
+        <w:t>路加福音23:34</w:t>
+      </w:r>
     </w:p>
     <w:p>
       <w:pPr>
@@ -462,18 +438,12 @@
           <w:lang w:val="zh_TW" w:bidi="zh_TW"/>
         </w:rPr>
       </w:r>
-      <w:hyperlink r:id="rId17">
-        <w:r>
-          <w:rPr>
-            <w:lang w:val="zh_TW" w:bidi="zh_TW"/>
-          </w:rPr>
-          <w:rPr>
-            <w:color w:val="0000EE"/>
-            <w:u w:val="single"/>
-          </w:rPr>
-          <w:t>馬太福音20:17–19</w:t>
-        </w:r>
-      </w:hyperlink>
+      <w:r>
+        <w:rPr>
+          <w:lang w:val="zh_TW" w:bidi="zh_TW"/>
+        </w:rPr>
+        <w:t>馬太福音20:17–19</w:t>
+      </w:r>
     </w:p>
     <w:p>
       <w:pPr>
@@ -486,18 +456,12 @@
           <w:lang w:val="zh_TW" w:bidi="zh_TW"/>
         </w:rPr>
       </w:r>
-      <w:hyperlink r:id="rId18">
-        <w:r>
-          <w:rPr>
-            <w:lang w:val="zh_TW" w:bidi="zh_TW"/>
-          </w:rPr>
-          <w:rPr>
-            <w:color w:val="0000EE"/>
-            <w:u w:val="single"/>
-          </w:rPr>
-          <w:t>馬太福音27:23–24</w:t>
-        </w:r>
-      </w:hyperlink>
+      <w:r>
+        <w:rPr>
+          <w:lang w:val="zh_TW" w:bidi="zh_TW"/>
+        </w:rPr>
+        <w:t>馬太福音27:23–24</w:t>
+      </w:r>
     </w:p>
     <w:p>
       <w:pPr>
@@ -1091,18 +1055,12 @@
           <w:lang w:val="zh_TW" w:bidi="zh_TW"/>
         </w:rPr>
       </w:r>
-      <w:hyperlink r:id="rId19">
-        <w:r>
-          <w:rPr>
-            <w:lang w:val="zh_TW" w:bidi="zh_TW"/>
-          </w:rPr>
-          <w:rPr>
-            <w:color w:val="0000EE"/>
-            <w:u w:val="single"/>
-          </w:rPr>
-          <w:t>約翰壹書3:20</w:t>
-        </w:r>
-      </w:hyperlink>
+      <w:r>
+        <w:rPr>
+          <w:lang w:val="zh_TW" w:bidi="zh_TW"/>
+        </w:rPr>
+        <w:t>約翰壹書3:20</w:t>
+      </w:r>
     </w:p>
     <w:p>
       <w:pPr>
@@ -1115,18 +1073,12 @@
           <w:lang w:val="zh_TW" w:bidi="zh_TW"/>
         </w:rPr>
       </w:r>
-      <w:hyperlink r:id="rId20">
-        <w:r>
-          <w:rPr>
-            <w:lang w:val="zh_TW" w:bidi="zh_TW"/>
-          </w:rPr>
-          <w:rPr>
-            <w:color w:val="0000EE"/>
-            <w:u w:val="single"/>
-          </w:rPr>
-          <w:t>約伯記9:29</w:t>
-        </w:r>
-      </w:hyperlink>
+      <w:r>
+        <w:rPr>
+          <w:lang w:val="zh_TW" w:bidi="zh_TW"/>
+        </w:rPr>
+        <w:t>約伯記9:29</w:t>
+      </w:r>
     </w:p>
     <w:p>
       <w:pPr>
@@ -1139,18 +1091,12 @@
           <w:lang w:val="zh_TW" w:bidi="zh_TW"/>
         </w:rPr>
       </w:r>
-      <w:hyperlink r:id="rId21">
-        <w:r>
-          <w:rPr>
-            <w:lang w:val="zh_TW" w:bidi="zh_TW"/>
-          </w:rPr>
-          <w:rPr>
-            <w:color w:val="0000EE"/>
-            <w:u w:val="single"/>
-          </w:rPr>
-          <w:t>約翰福音5:24</w:t>
-        </w:r>
-      </w:hyperlink>
+      <w:r>
+        <w:rPr>
+          <w:lang w:val="zh_TW" w:bidi="zh_TW"/>
+        </w:rPr>
+        <w:t>約翰福音5:24</w:t>
+      </w:r>
     </w:p>
     <w:p>
       <w:pPr>
@@ -1163,18 +1109,12 @@
           <w:lang w:val="zh_TW" w:bidi="zh_TW"/>
         </w:rPr>
       </w:r>
-      <w:hyperlink r:id="rId22">
-        <w:r>
-          <w:rPr>
-            <w:lang w:val="zh_TW" w:bidi="zh_TW"/>
-          </w:rPr>
-          <w:rPr>
-            <w:color w:val="0000EE"/>
-            <w:u w:val="single"/>
-          </w:rPr>
-          <w:t>路加福音6:37</w:t>
-        </w:r>
-      </w:hyperlink>
+      <w:r>
+        <w:rPr>
+          <w:lang w:val="zh_TW" w:bidi="zh_TW"/>
+        </w:rPr>
+        <w:t>路加福音6:37</w:t>
+      </w:r>
     </w:p>
     <w:p>
       <w:pPr>
@@ -1187,18 +1127,12 @@
           <w:lang w:val="zh_TW" w:bidi="zh_TW"/>
         </w:rPr>
       </w:r>
-      <w:hyperlink r:id="rId23">
-        <w:r>
-          <w:rPr>
-            <w:lang w:val="zh_TW" w:bidi="zh_TW"/>
-          </w:rPr>
-          <w:rPr>
-            <w:color w:val="0000EE"/>
-            <w:u w:val="single"/>
-          </w:rPr>
-          <w:t>馬太福音12:7</w:t>
-        </w:r>
-      </w:hyperlink>
+      <w:r>
+        <w:rPr>
+          <w:lang w:val="zh_TW" w:bidi="zh_TW"/>
+        </w:rPr>
+        <w:t>馬太福音12:7</w:t>
+      </w:r>
     </w:p>
     <w:p>
       <w:pPr>
@@ -1211,18 +1145,12 @@
           <w:lang w:val="zh_TW" w:bidi="zh_TW"/>
         </w:rPr>
       </w:r>
-      <w:hyperlink r:id="rId24">
-        <w:r>
-          <w:rPr>
-            <w:lang w:val="zh_TW" w:bidi="zh_TW"/>
-          </w:rPr>
-          <w:rPr>
-            <w:color w:val="0000EE"/>
-            <w:u w:val="single"/>
-          </w:rPr>
-          <w:t>箴言17:15–16</w:t>
-        </w:r>
-      </w:hyperlink>
+      <w:r>
+        <w:rPr>
+          <w:lang w:val="zh_TW" w:bidi="zh_TW"/>
+        </w:rPr>
+        <w:t>箴言17:15–16</w:t>
+      </w:r>
     </w:p>
     <w:p>
       <w:pPr>
@@ -1235,18 +1163,12 @@
           <w:lang w:val="zh_TW" w:bidi="zh_TW"/>
         </w:rPr>
       </w:r>
-      <w:hyperlink r:id="rId25">
-        <w:r>
-          <w:rPr>
-            <w:lang w:val="zh_TW" w:bidi="zh_TW"/>
-          </w:rPr>
-          <w:rPr>
-            <w:color w:val="0000EE"/>
-            <w:u w:val="single"/>
-          </w:rPr>
-          <w:t>詩篇34:22</w:t>
-        </w:r>
-      </w:hyperlink>
+      <w:r>
+        <w:rPr>
+          <w:lang w:val="zh_TW" w:bidi="zh_TW"/>
+        </w:rPr>
+        <w:t>詩篇34:22</w:t>
+      </w:r>
     </w:p>
     <w:p>
       <w:pPr>
@@ -1259,18 +1181,12 @@
           <w:lang w:val="zh_TW" w:bidi="zh_TW"/>
         </w:rPr>
       </w:r>
-      <w:hyperlink r:id="rId26">
-        <w:r>
-          <w:rPr>
-            <w:lang w:val="zh_TW" w:bidi="zh_TW"/>
-          </w:rPr>
-          <w:rPr>
-            <w:color w:val="0000EE"/>
-            <w:u w:val="single"/>
-          </w:rPr>
-          <w:t>羅馬書5:16</w:t>
-        </w:r>
-      </w:hyperlink>
+      <w:r>
+        <w:rPr>
+          <w:lang w:val="zh_TW" w:bidi="zh_TW"/>
+        </w:rPr>
+        <w:t>羅馬書5:16</w:t>
+      </w:r>
     </w:p>
     <w:p>
       <w:pPr>
